--- a/deutsch/Arbeitsblatt_Das Parfum.docx
+++ b/deutsch/Arbeitsblatt_Das Parfum.docx
@@ -292,32 +292,26 @@
     <w:p>
       <w:pPr>
         <w:pStyle w:val="NormalWeb"/>
-        <w:ind w:left="360"/>
-        <w:rPr>
-          <w:lang w:val="de-DE"/>
-        </w:rPr>
-      </w:pPr>
-      <w:r>
-        <w:rPr>
-          <w:rFonts w:hAnsi="Symbol"/>
-        </w:rPr>
-        <w:t></w:t>
-      </w:r>
-      <w:r>
-        <w:rPr>
-          <w:lang w:val="de-DE"/>
-        </w:rPr>
-        <w:t xml:space="preserve">  </w:t>
-      </w:r>
+        <w:numPr>
+          <w:ilvl w:val="0"/>
+          <w:numId w:val="3"/>
+        </w:numPr>
+        <w:rPr>
+          <w:rFonts w:ascii="Aptos" w:hAnsi="Aptos"/>
+          <w:lang w:val="de-DE"/>
+        </w:rPr>
+      </w:pPr>
       <w:r>
         <w:rPr>
           <w:rStyle w:val="Strong"/>
+          <w:rFonts w:ascii="Aptos" w:hAnsi="Aptos"/>
           <w:lang w:val="de-DE"/>
         </w:rPr>
         <w:t>Fehlende Empathie:</w:t>
       </w:r>
       <w:r>
         <w:rPr>
+          <w:rFonts w:ascii="Aptos" w:hAnsi="Aptos"/>
           <w:lang w:val="de-DE"/>
         </w:rPr>
         <w:t xml:space="preserve"> Grenouille empfindet kein Mitgefühl, z. B. beim Mord an dem ersten Mädchen – ihr Tod ist ihm egal, wichtig ist nur ihr Duft (S. 44–46).</w:t>
@@ -326,32 +320,26 @@
     <w:p>
       <w:pPr>
         <w:pStyle w:val="NormalWeb"/>
-        <w:ind w:left="360"/>
-        <w:rPr>
-          <w:lang w:val="de-DE"/>
-        </w:rPr>
-      </w:pPr>
-      <w:r>
-        <w:rPr>
-          <w:rFonts w:hAnsi="Symbol"/>
-        </w:rPr>
-        <w:t></w:t>
-      </w:r>
-      <w:r>
-        <w:rPr>
-          <w:lang w:val="de-DE"/>
-        </w:rPr>
-        <w:t xml:space="preserve">  </w:t>
-      </w:r>
+        <w:numPr>
+          <w:ilvl w:val="0"/>
+          <w:numId w:val="3"/>
+        </w:numPr>
+        <w:rPr>
+          <w:rFonts w:ascii="Aptos" w:hAnsi="Aptos"/>
+          <w:lang w:val="de-DE"/>
+        </w:rPr>
+      </w:pPr>
       <w:r>
         <w:rPr>
           <w:rStyle w:val="Strong"/>
+          <w:rFonts w:ascii="Aptos" w:hAnsi="Aptos"/>
           <w:lang w:val="de-DE"/>
         </w:rPr>
         <w:t>Fehlendes Gewissen / soziale Verantwortung:</w:t>
       </w:r>
       <w:r>
         <w:rPr>
+          <w:rFonts w:ascii="Aptos" w:hAnsi="Aptos"/>
           <w:lang w:val="de-DE"/>
         </w:rPr>
         <w:t xml:space="preserve"> Er begeht mehrere Morde in Grasse ohne Reue, nur um sein Parfum zu perfektionieren (ca. S. 233–240).</w:t>
@@ -360,32 +348,26 @@
     <w:p>
       <w:pPr>
         <w:pStyle w:val="NormalWeb"/>
-        <w:ind w:left="360"/>
-        <w:rPr>
-          <w:lang w:val="de-DE"/>
-        </w:rPr>
-      </w:pPr>
-      <w:r>
-        <w:rPr>
-          <w:rFonts w:hAnsi="Symbol"/>
-        </w:rPr>
-        <w:t></w:t>
-      </w:r>
-      <w:r>
-        <w:rPr>
-          <w:lang w:val="de-DE"/>
-        </w:rPr>
-        <w:t xml:space="preserve">  </w:t>
-      </w:r>
+        <w:numPr>
+          <w:ilvl w:val="0"/>
+          <w:numId w:val="3"/>
+        </w:numPr>
+        <w:rPr>
+          <w:rFonts w:ascii="Aptos" w:hAnsi="Aptos"/>
+          <w:lang w:val="de-DE"/>
+        </w:rPr>
+      </w:pPr>
       <w:r>
         <w:rPr>
           <w:rStyle w:val="Strong"/>
+          <w:rFonts w:ascii="Aptos" w:hAnsi="Aptos"/>
           <w:lang w:val="de-DE"/>
         </w:rPr>
         <w:t>Manipulatives Verhalten:</w:t>
       </w:r>
       <w:r>
         <w:rPr>
+          <w:rFonts w:ascii="Aptos" w:hAnsi="Aptos"/>
           <w:lang w:val="de-DE"/>
         </w:rPr>
         <w:t xml:space="preserve"> Mit seinem Parfum manipuliert er die Menschen bei der Hinrichtung, sodass sie ihn verehren statt töten (S. 299–304).</w:t>
@@ -2072,7 +2054,7 @@
           <w:rFonts w:ascii="Arial" w:hAnsi="Arial" w:cs="Arial"/>
           <w:sz w:val="24"/>
           <w:szCs w:val="24"/>
-          <w:lang w:val="en-US"/>
+          <w:lang w:val="de-DE"/>
         </w:rPr>
         <w:t>Damit entspricht Grenouille klar dem Typ des Antihelden.</w:t>
       </w:r>
@@ -2533,6 +2515,118 @@
     </w:lvl>
   </w:abstractNum>
   <w:abstractNum w:abstractNumId="1" w15:restartNumberingAfterBreak="0">
+    <w:nsid w:val="576B76B9"/>
+    <w:multiLevelType w:val="hybridMultilevel"/>
+    <w:tmpl w:val="D1043970"/>
+    <w:lvl w:ilvl="0" w:tplc="FC284606">
+      <w:numFmt w:val="bullet"/>
+      <w:lvlText w:val="-"/>
+      <w:lvlJc w:val="left"/>
+      <w:pPr>
+        <w:ind w:left="720" w:hanging="360"/>
+      </w:pPr>
+      <w:rPr>
+        <w:rFonts w:ascii="Aptos" w:eastAsia="Times New Roman" w:hAnsi="Aptos" w:cs="Times New Roman" w:hint="default"/>
+      </w:rPr>
+    </w:lvl>
+    <w:lvl w:ilvl="1" w:tplc="04090003" w:tentative="1">
+      <w:start w:val="1"/>
+      <w:numFmt w:val="bullet"/>
+      <w:lvlText w:val="o"/>
+      <w:lvlJc w:val="left"/>
+      <w:pPr>
+        <w:ind w:left="1440" w:hanging="360"/>
+      </w:pPr>
+      <w:rPr>
+        <w:rFonts w:ascii="Courier New" w:hAnsi="Courier New" w:cs="Courier New" w:hint="default"/>
+      </w:rPr>
+    </w:lvl>
+    <w:lvl w:ilvl="2" w:tplc="04090005" w:tentative="1">
+      <w:start w:val="1"/>
+      <w:numFmt w:val="bullet"/>
+      <w:lvlText w:val=""/>
+      <w:lvlJc w:val="left"/>
+      <w:pPr>
+        <w:ind w:left="2160" w:hanging="360"/>
+      </w:pPr>
+      <w:rPr>
+        <w:rFonts w:ascii="Wingdings" w:hAnsi="Wingdings" w:hint="default"/>
+      </w:rPr>
+    </w:lvl>
+    <w:lvl w:ilvl="3" w:tplc="04090001" w:tentative="1">
+      <w:start w:val="1"/>
+      <w:numFmt w:val="bullet"/>
+      <w:lvlText w:val=""/>
+      <w:lvlJc w:val="left"/>
+      <w:pPr>
+        <w:ind w:left="2880" w:hanging="360"/>
+      </w:pPr>
+      <w:rPr>
+        <w:rFonts w:ascii="Symbol" w:hAnsi="Symbol" w:hint="default"/>
+      </w:rPr>
+    </w:lvl>
+    <w:lvl w:ilvl="4" w:tplc="04090003" w:tentative="1">
+      <w:start w:val="1"/>
+      <w:numFmt w:val="bullet"/>
+      <w:lvlText w:val="o"/>
+      <w:lvlJc w:val="left"/>
+      <w:pPr>
+        <w:ind w:left="3600" w:hanging="360"/>
+      </w:pPr>
+      <w:rPr>
+        <w:rFonts w:ascii="Courier New" w:hAnsi="Courier New" w:cs="Courier New" w:hint="default"/>
+      </w:rPr>
+    </w:lvl>
+    <w:lvl w:ilvl="5" w:tplc="04090005" w:tentative="1">
+      <w:start w:val="1"/>
+      <w:numFmt w:val="bullet"/>
+      <w:lvlText w:val=""/>
+      <w:lvlJc w:val="left"/>
+      <w:pPr>
+        <w:ind w:left="4320" w:hanging="360"/>
+      </w:pPr>
+      <w:rPr>
+        <w:rFonts w:ascii="Wingdings" w:hAnsi="Wingdings" w:hint="default"/>
+      </w:rPr>
+    </w:lvl>
+    <w:lvl w:ilvl="6" w:tplc="04090001" w:tentative="1">
+      <w:start w:val="1"/>
+      <w:numFmt w:val="bullet"/>
+      <w:lvlText w:val=""/>
+      <w:lvlJc w:val="left"/>
+      <w:pPr>
+        <w:ind w:left="5040" w:hanging="360"/>
+      </w:pPr>
+      <w:rPr>
+        <w:rFonts w:ascii="Symbol" w:hAnsi="Symbol" w:hint="default"/>
+      </w:rPr>
+    </w:lvl>
+    <w:lvl w:ilvl="7" w:tplc="04090003" w:tentative="1">
+      <w:start w:val="1"/>
+      <w:numFmt w:val="bullet"/>
+      <w:lvlText w:val="o"/>
+      <w:lvlJc w:val="left"/>
+      <w:pPr>
+        <w:ind w:left="5760" w:hanging="360"/>
+      </w:pPr>
+      <w:rPr>
+        <w:rFonts w:ascii="Courier New" w:hAnsi="Courier New" w:cs="Courier New" w:hint="default"/>
+      </w:rPr>
+    </w:lvl>
+    <w:lvl w:ilvl="8" w:tplc="04090005" w:tentative="1">
+      <w:start w:val="1"/>
+      <w:numFmt w:val="bullet"/>
+      <w:lvlText w:val=""/>
+      <w:lvlJc w:val="left"/>
+      <w:pPr>
+        <w:ind w:left="6480" w:hanging="360"/>
+      </w:pPr>
+      <w:rPr>
+        <w:rFonts w:ascii="Wingdings" w:hAnsi="Wingdings" w:hint="default"/>
+      </w:rPr>
+    </w:lvl>
+  </w:abstractNum>
+  <w:abstractNum w:abstractNumId="2" w15:restartNumberingAfterBreak="0">
     <w:nsid w:val="5BDF500F"/>
     <w:multiLevelType w:val="multilevel"/>
     <w:tmpl w:val="1B7A95EC"/>
@@ -2685,6 +2779,9 @@
     <w:abstractNumId w:val="0"/>
   </w:num>
   <w:num w:numId="2" w16cid:durableId="352852402">
+    <w:abstractNumId w:val="2"/>
+  </w:num>
+  <w:num w:numId="3" w16cid:durableId="1789666766">
     <w:abstractNumId w:val="1"/>
   </w:num>
 </w:numbering>
@@ -3092,6 +3189,7 @@
   <w:style w:type="character" w:default="1" w:styleId="DefaultParagraphFont">
     <w:name w:val="Default Paragraph Font"/>
     <w:uiPriority w:val="1"/>
+    <w:semiHidden/>
     <w:unhideWhenUsed/>
   </w:style>
   <w:style w:type="table" w:default="1" w:styleId="TableNormal">
@@ -3523,6 +3621,26 @@
 </file>
 
 <file path=customXml/item1.xml><?xml version="1.0" encoding="utf-8"?>
+<?mso-contentType ?>
+<FormTemplates xmlns="http://schemas.microsoft.com/sharepoint/v3/contenttype/forms">
+  <Display>DocumentLibraryForm</Display>
+  <Edit>DocumentLibraryForm</Edit>
+  <New>DocumentLibraryForm</New>
+</FormTemplates>
+</file>
+
+<file path=customXml/item2.xml><?xml version="1.0" encoding="utf-8"?>
+<p:properties xmlns:p="http://schemas.microsoft.com/office/2006/metadata/properties" xmlns:xsi="http://www.w3.org/2001/XMLSchema-instance" xmlns:pc="http://schemas.microsoft.com/office/infopath/2007/PartnerControls">
+  <documentManagement>
+    <TaxCatchAll xmlns="be10cfa8-dd04-4e07-9db7-66a55b027a24" xsi:nil="true"/>
+    <lcf76f155ced4ddcb4097134ff3c332f xmlns="bf878ca2-7ac1-4417-8f05-9e699c368823">
+      <Terms xmlns="http://schemas.microsoft.com/office/infopath/2007/PartnerControls"/>
+    </lcf76f155ced4ddcb4097134ff3c332f>
+  </documentManagement>
+</p:properties>
+</file>
+
+<file path=customXml/item3.xml><?xml version="1.0" encoding="utf-8"?>
 <ct:contentTypeSchema xmlns:ct="http://schemas.microsoft.com/office/2006/metadata/contentType" xmlns:ma="http://schemas.microsoft.com/office/2006/metadata/properties/metaAttributes" ct:_="" ma:_="" ma:contentTypeName="Dokument" ma:contentTypeID="0x01010023EDC312FDE3FA4D969CEE7495F846F6" ma:contentTypeVersion="10" ma:contentTypeDescription="Ein neues Dokument erstellen." ma:contentTypeScope="" ma:versionID="956ca013512e09752ca7a1a47d8ed904">
   <xsd:schema xmlns:xsd="http://www.w3.org/2001/XMLSchema" xmlns:xs="http://www.w3.org/2001/XMLSchema" xmlns:p="http://schemas.microsoft.com/office/2006/metadata/properties" xmlns:ns2="bf878ca2-7ac1-4417-8f05-9e699c368823" xmlns:ns3="be10cfa8-dd04-4e07-9db7-66a55b027a24" targetNamespace="http://schemas.microsoft.com/office/2006/metadata/properties" ma:root="true" ma:fieldsID="5cd7db3ad9db09ab45cdb79101d0eb6b" ns2:_="" ns3:_="">
     <xsd:import namespace="bf878ca2-7ac1-4417-8f05-9e699c368823"/>
@@ -3711,27 +3829,26 @@
 </ct:contentTypeSchema>
 </file>
 
-<file path=customXml/item2.xml><?xml version="1.0" encoding="utf-8"?>
-<p:properties xmlns:p="http://schemas.microsoft.com/office/2006/metadata/properties" xmlns:xsi="http://www.w3.org/2001/XMLSchema-instance" xmlns:pc="http://schemas.microsoft.com/office/infopath/2007/PartnerControls">
-  <documentManagement>
-    <TaxCatchAll xmlns="be10cfa8-dd04-4e07-9db7-66a55b027a24" xsi:nil="true"/>
-    <lcf76f155ced4ddcb4097134ff3c332f xmlns="bf878ca2-7ac1-4417-8f05-9e699c368823">
-      <Terms xmlns="http://schemas.microsoft.com/office/infopath/2007/PartnerControls"/>
-    </lcf76f155ced4ddcb4097134ff3c332f>
-  </documentManagement>
-</p:properties>
+<file path=customXml/itemProps1.xml><?xml version="1.0" encoding="utf-8"?>
+<ds:datastoreItem xmlns:ds="http://schemas.openxmlformats.org/officeDocument/2006/customXml" ds:itemID="{E3A1B6DE-5F28-4041-BCD2-174EB9116895}">
+  <ds:schemaRefs>
+    <ds:schemaRef ds:uri="http://schemas.microsoft.com/sharepoint/v3/contenttype/forms"/>
+  </ds:schemaRefs>
+</ds:datastoreItem>
 </file>
 
-<file path=customXml/item3.xml><?xml version="1.0" encoding="utf-8"?>
-<?mso-contentType ?>
-<FormTemplates xmlns="http://schemas.microsoft.com/sharepoint/v3/contenttype/forms">
-  <Display>DocumentLibraryForm</Display>
-  <Edit>DocumentLibraryForm</Edit>
-  <New>DocumentLibraryForm</New>
-</FormTemplates>
+<file path=customXml/itemProps2.xml><?xml version="1.0" encoding="utf-8"?>
+<ds:datastoreItem xmlns:ds="http://schemas.openxmlformats.org/officeDocument/2006/customXml" ds:itemID="{5E50A263-F6DF-4DA2-84B8-E591C2DFDE0E}">
+  <ds:schemaRefs>
+    <ds:schemaRef ds:uri="http://schemas.microsoft.com/office/2006/metadata/properties"/>
+    <ds:schemaRef ds:uri="http://schemas.microsoft.com/office/infopath/2007/PartnerControls"/>
+    <ds:schemaRef ds:uri="be10cfa8-dd04-4e07-9db7-66a55b027a24"/>
+    <ds:schemaRef ds:uri="bf878ca2-7ac1-4417-8f05-9e699c368823"/>
+  </ds:schemaRefs>
+</ds:datastoreItem>
 </file>
 
-<file path=customXml/itemProps1.xml><?xml version="1.0" encoding="utf-8"?>
+<file path=customXml/itemProps3.xml><?xml version="1.0" encoding="utf-8"?>
 <ds:datastoreItem xmlns:ds="http://schemas.openxmlformats.org/officeDocument/2006/customXml" ds:itemID="{98D5A328-8AAE-4641-8E8E-53F9AB251DE3}">
   <ds:schemaRefs>
     <ds:schemaRef ds:uri="http://schemas.microsoft.com/office/2006/metadata/contentType"/>
@@ -3748,23 +3865,4 @@
     <ds:schemaRef ds:uri="http://schemas.microsoft.com/internal/obd"/>
   </ds:schemaRefs>
 </ds:datastoreItem>
-</file>
-
-<file path=customXml/itemProps2.xml><?xml version="1.0" encoding="utf-8"?>
-<ds:datastoreItem xmlns:ds="http://schemas.openxmlformats.org/officeDocument/2006/customXml" ds:itemID="{5E50A263-F6DF-4DA2-84B8-E591C2DFDE0E}">
-  <ds:schemaRefs>
-    <ds:schemaRef ds:uri="http://schemas.microsoft.com/office/2006/metadata/properties"/>
-    <ds:schemaRef ds:uri="http://schemas.microsoft.com/office/infopath/2007/PartnerControls"/>
-    <ds:schemaRef ds:uri="be10cfa8-dd04-4e07-9db7-66a55b027a24"/>
-    <ds:schemaRef ds:uri="bf878ca2-7ac1-4417-8f05-9e699c368823"/>
-  </ds:schemaRefs>
-</ds:datastoreItem>
-</file>
-
-<file path=customXml/itemProps3.xml><?xml version="1.0" encoding="utf-8"?>
-<ds:datastoreItem xmlns:ds="http://schemas.openxmlformats.org/officeDocument/2006/customXml" ds:itemID="{E3A1B6DE-5F28-4041-BCD2-174EB9116895}">
-  <ds:schemaRefs>
-    <ds:schemaRef ds:uri="http://schemas.microsoft.com/sharepoint/v3/contenttype/forms"/>
-  </ds:schemaRefs>
-</ds:datastoreItem>
 </file>
--- a/deutsch/Arbeitsblatt_Das Parfum.docx
+++ b/deutsch/Arbeitsblatt_Das Parfum.docx
@@ -1441,7 +1441,7 @@
         <mc:AlternateContent>
           <mc:Choice Requires="wps">
             <w:drawing>
-              <wp:anchor distT="0" distB="0" distL="114300" distR="114300" simplePos="0" relativeHeight="251663360" behindDoc="1" locked="0" layoutInCell="1" allowOverlap="1" wp14:anchorId="6B5A882E" wp14:editId="0B2739CF">
+              <wp:anchor distT="0" distB="0" distL="114300" distR="114300" simplePos="0" relativeHeight="251663360" behindDoc="1" locked="0" layoutInCell="1" allowOverlap="1" wp14:anchorId="6B5A882E" wp14:editId="790D6DF9">
                 <wp:simplePos x="0" y="0"/>
                 <wp:positionH relativeFrom="column">
                   <wp:posOffset>2078</wp:posOffset>
@@ -1506,7 +1506,7 @@
           </mc:Choice>
           <mc:Fallback>
             <w:pict>
-              <v:roundrect w14:anchorId="48337545" id="Abgerundetes Rechteck 8" o:spid="_x0000_s1026" style="position:absolute;margin-left:.15pt;margin-top:239.25pt;width:219.45pt;height:61.6pt;z-index:-251653120;visibility:visible;mso-wrap-style:square;mso-width-percent:0;mso-wrap-distance-left:9pt;mso-wrap-distance-top:0;mso-wrap-distance-right:9pt;mso-wrap-distance-bottom:0;mso-position-horizontal:absolute;mso-position-horizontal-relative:text;mso-position-vertical:absolute;mso-position-vertical-relative:text;mso-width-percent:0;mso-width-relative:margin;v-text-anchor:middle" arcsize="10923f" o:gfxdata="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" filled="f" strokecolor="black [3213]" strokeweight="2pt"/>
+              <v:roundrect w14:anchorId="65C8AE31" id="Abgerundetes Rechteck 8" o:spid="_x0000_s1026" style="position:absolute;margin-left:.15pt;margin-top:239.25pt;width:219.45pt;height:61.6pt;z-index:-251653120;visibility:visible;mso-wrap-style:square;mso-width-percent:0;mso-wrap-distance-left:9pt;mso-wrap-distance-top:0;mso-wrap-distance-right:9pt;mso-wrap-distance-bottom:0;mso-position-horizontal:absolute;mso-position-horizontal-relative:text;mso-position-vertical:absolute;mso-position-vertical-relative:text;mso-width-percent:0;mso-width-relative:margin;v-text-anchor:middle" arcsize="10923f" o:gfxdata="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" filled="f" strokecolor="black [3213]" strokeweight="2pt"/>
             </w:pict>
           </mc:Fallback>
         </mc:AlternateContent>
@@ -1522,7 +1522,7 @@
         <mc:AlternateContent>
           <mc:Choice Requires="wps">
             <w:drawing>
-              <wp:anchor distT="0" distB="0" distL="114300" distR="114300" simplePos="0" relativeHeight="251659264" behindDoc="1" locked="0" layoutInCell="1" allowOverlap="1" wp14:anchorId="7AE17FA8" wp14:editId="37EB387B">
+              <wp:anchor distT="0" distB="0" distL="114300" distR="114300" simplePos="0" relativeHeight="251659264" behindDoc="1" locked="0" layoutInCell="1" allowOverlap="1" wp14:anchorId="7AE17FA8" wp14:editId="3060A53C">
                 <wp:simplePos x="0" y="0"/>
                 <wp:positionH relativeFrom="column">
                   <wp:posOffset>5715</wp:posOffset>
@@ -1861,7 +1861,7 @@
           <w:sz w:val="24"/>
           <w:lang w:val="de-DE"/>
         </w:rPr>
-        <w:t>Amme / Madame Gaillard:</w:t>
+        <w:t>Madame Gaillard:</w:t>
       </w:r>
       <w:r>
         <w:rPr>
